--- a/docs/Maze-Memory-testguide.docx
+++ b/docs/Maze-Memory-testguide.docx
@@ -76,7 +76,7 @@
         <w:pStyle w:val="ListBullet"/>
       </w:pPr>
       <w:r>
-        <w:t>Börja med introduktion 1 och 2. De är guidade och förklarar allt.</w:t>
+        <w:t>Börja med introduktionen. Den är guidad och förklarar allt.</w:t>
       </w:r>
     </w:p>
     <w:p>
@@ -105,14 +105,6 @@
     </w:p>
     <w:p>
       <w:pPr>
-        <w:pStyle w:val="ListBullet"/>
-      </w:pPr>
-      <w:r>
-        <w:t>Ibland jagar ett monster dig. Då kan du gömma dig i orangea tunnor.</w:t>
-      </w:r>
-    </w:p>
-    <w:p>
-      <w:pPr>
         <w:pStyle w:val="Heading1"/>
       </w:pPr>
       <w:r>
@@ -125,14 +117,6 @@
       </w:pPr>
       <w:r>
         <w:t>Förstod du hur spelet fungerar utan att någon förklarade? Var började du fundera eller fastna?</w:t>
-      </w:r>
-    </w:p>
-    <w:p>
-      <w:pPr>
-        <w:pStyle w:val="ListBullet"/>
-      </w:pPr>
-      <w:r>
-        <w:t>Var det kul? Vilka banor eller moment var roligast (vanliga banor, monster, klockbanor, expeditioner)?</w:t>
       </w:r>
     </w:p>
     <w:p>
